--- a/All Annexure Citeria 10/10.1/Meeting-attendances/IAP_Attendance_Sheet_02_2023_14th_October_2023.docx
+++ b/All Annexure Citeria 10/10.1/Meeting-attendances/IAP_Attendance_Sheet_02_2023_14th_October_2023.docx
@@ -112,7 +112,7 @@
           <w:sz w:val="24"/>
           <w:u w:val="none"/>
         </w:rPr>
-        <w:t>2nd Meeting of the Industrial Advisory Panel (IAP)</w:t>
+        <w:t>Meeting of the Industrial Advisory Panel (IAP)</w:t>
       </w:r>
     </w:p>
     <w:p>
